--- a/PSR_Tool_User_Manual.docx
+++ b/PSR_Tool_User_Manual.docx
@@ -48,7 +48,7 @@
           <w:sz w:val="20"/>
           <w:szCs w:val="20"/>
         </w:rPr>
-        <w:t xml:space="preserve">Version 1.2.0 — May 2026</w:t>
+        <w:t xml:space="preserve">Version 1.3.0 — June 2026</w:t>
       </w:r>
     </w:p>
     <w:p>
@@ -807,7 +807,7 @@
                 <w:sz w:val="18"/>
                 <w:szCs w:val="18"/>
               </w:rPr>
-              <w:t xml:space="preserve">Recommended engineering controls, PPE, and administrative controls for the assigned BSL are pre-loaded. Add procedure-specific controls as needed.</w:t>
+              <w:t xml:space="preserve">Recommended engineering controls, PPE, administrative controls, and decontamination &amp; waste-inactivation measures for the assigned BSL are pre-loaded. Respiratory protection is shown as a protection level with its regional certified equivalent (N95/FFP2, FFP3/N99–N100); decontamination guidance adapts automatically to the agent (sporicidal/virucidal for non-enveloped viruses or spores). Add procedure-specific controls as needed.</w:t>
             </w:r>
           </w:p>
         </w:tc>
@@ -3353,6 +3353,62 @@
     </w:p>
     <w:p>
       <w:pPr>
+        <w:pStyle w:val="Heading2"/>
+      </w:pPr>
+      <w:r>
+        <w:rPr>
+          <w:rFonts w:ascii="Arial" w:cs="Arial" w:eastAsia="Arial" w:hAnsi="Arial"/>
+          <w:b/>
+          <w:bCs/>
+          <w:sz w:val="26"/>
+          <w:szCs w:val="26"/>
+        </w:rPr>
+        <w:t xml:space="preserve">6.4. Decontamination and waste inactivation</w:t>
+      </w:r>
+    </w:p>
+    <w:p>
+      <w:pPr>
+        <w:spacing w:after="120"/>
+      </w:pPr>
+      <w:r>
+        <w:rPr>
+          <w:rFonts w:ascii="Arial" w:cs="Arial" w:eastAsia="Arial" w:hAnsi="Arial"/>
+          <w:sz w:val="20"/>
+          <w:szCs w:val="20"/>
+        </w:rPr>
+        <w:t xml:space="preserve">Step 7 generates a dedicated Decontamination &amp; waste inactivation section for the assigned BSL. The first recommendation is agent-aware: the tool flags an ethanol-resistant agent (and recommends a validated sporicidal/virucidal disinfectant such as ≥0.5–1% sodium hypochlorite with a defined contact time, noting that plain ethanol is insufficient) whenever either (a) the Environmental stability modulating factor is set to High, or (b) the agent or parental organism name matches a known non-enveloped virus or spore-former (e.g., adeno-associated virus/AAV, adenovirus, parvovirus, norovirus, rotavirus, enterovirus/poliovirus, hepatitis A, papillomavirus/HPV, calicivirus, reovirus, Bacillus/anthracis, Clostridium/C. difficile, prions, Cryptosporidium). For all other agents the tool recommends 70% ethanol or quaternary ammonium for enveloped agents, with verification against the agent safety data sheet. All BSL tiers additionally require autoclaving or validated chemical inactivation of biological waste before disposal. These recommendations are shown in Step 7 and included in the exported assessment report.</w:t>
+      </w:r>
+    </w:p>
+    <w:p>
+      <w:pPr>
+        <w:pStyle w:val="Heading2"/>
+      </w:pPr>
+      <w:r>
+        <w:rPr>
+          <w:rFonts w:ascii="Arial" w:cs="Arial" w:eastAsia="Arial" w:hAnsi="Arial"/>
+          <w:b/>
+          <w:bCs/>
+          <w:sz w:val="26"/>
+          <w:szCs w:val="26"/>
+        </w:rPr>
+        <w:t xml:space="preserve">6.5. Respiratory protection — regional standards</w:t>
+      </w:r>
+    </w:p>
+    <w:p>
+      <w:pPr>
+        <w:spacing w:after="120"/>
+      </w:pPr>
+      <w:r>
+        <w:rPr>
+          <w:rFonts w:ascii="Arial" w:cs="Arial" w:eastAsia="Arial" w:hAnsi="Arial"/>
+          <w:sz w:val="20"/>
+          <w:szCs w:val="20"/>
+        </w:rPr>
+        <w:t xml:space="preserve">Respiratory protection is specified as a required protection level; the certified device follows the applicable regional standard. The tool displays both designations: NIOSH N95/N99/N100 (United States/Canada) and EN 149 FFP2/FFP3 (European Union). For practical purposes an N95 respirator corresponds to an FFP2, while FFP3 (≥99% filtration) provides a higher level of protection (broadly comparable to N99/N100) and is recommended for the highest-risk aerosol-generating procedures, such as manipulation of high-titre RG3 agents transmissible by the airborne route. Selection of the certified equivalent in force at the user's location remains the responsibility of the institution.</w:t>
+      </w:r>
+    </w:p>
+    <w:p>
+      <w:pPr>
         <w:spacing w:after="120"/>
       </w:pPr>
     </w:p>
@@ -4448,6 +4504,80 @@
                 <w:szCs w:val="18"/>
               </w:rPr>
               <w:t xml:space="preserve">Fleiss' κ (multi-rater) added as primary IRR metric. IRR tab redesigned with dual Cohen/Fleiss display, confusion matrix, discrepancy table, and agreement by Risk Group. interpKappa() extracted as shared function.</w:t>
+            </w:r>
+          </w:p>
+        </w:tc>
+      </w:tr>
+      <w:tr>
+        <w:tc>
+          <w:tcPr>
+            <w:tcW w:type="dxa" w:w="1500"/>
+            <w:tcBorders>
+              <w:top w:val="single" w:color="E0DDD4" w:sz="4"/>
+              <w:left w:val="single" w:color="E0DDD4" w:sz="4"/>
+              <w:bottom w:val="single" w:color="E0DDD4" w:sz="4"/>
+              <w:right w:val="single" w:color="E0DDD4" w:sz="4"/>
+            </w:tcBorders>
+          </w:tcPr>
+          <w:p>
+            <w:pPr>
+              <w:spacing w:after="60"/>
+            </w:pPr>
+            <w:r>
+              <w:rPr>
+                <w:rFonts w:ascii="Arial" w:cs="Arial" w:eastAsia="Arial" w:hAnsi="Arial"/>
+                <w:sz w:val="18"/>
+                <w:szCs w:val="18"/>
+              </w:rPr>
+              <w:t xml:space="preserve">1.3.0</w:t>
+            </w:r>
+          </w:p>
+        </w:tc>
+        <w:tc>
+          <w:tcPr>
+            <w:tcW w:type="dxa" w:w="1800"/>
+            <w:tcBorders>
+              <w:top w:val="single" w:color="E0DDD4" w:sz="4"/>
+              <w:left w:val="single" w:color="E0DDD4" w:sz="4"/>
+              <w:bottom w:val="single" w:color="E0DDD4" w:sz="4"/>
+              <w:right w:val="single" w:color="E0DDD4" w:sz="4"/>
+            </w:tcBorders>
+          </w:tcPr>
+          <w:p>
+            <w:pPr>
+              <w:spacing w:after="60"/>
+            </w:pPr>
+            <w:r>
+              <w:rPr>
+                <w:rFonts w:ascii="Arial" w:cs="Arial" w:eastAsia="Arial" w:hAnsi="Arial"/>
+                <w:sz w:val="18"/>
+                <w:szCs w:val="18"/>
+              </w:rPr>
+              <w:t xml:space="preserve">June 2026</w:t>
+            </w:r>
+          </w:p>
+        </w:tc>
+        <w:tc>
+          <w:tcPr>
+            <w:tcW w:type="dxa" w:w="5700"/>
+            <w:tcBorders>
+              <w:top w:val="single" w:color="E0DDD4" w:sz="4"/>
+              <w:left w:val="single" w:color="E0DDD4" w:sz="4"/>
+              <w:bottom w:val="single" w:color="E0DDD4" w:sz="4"/>
+              <w:right w:val="single" w:color="E0DDD4" w:sz="4"/>
+            </w:tcBorders>
+          </w:tcPr>
+          <w:p>
+            <w:pPr>
+              <w:spacing w:after="60"/>
+            </w:pPr>
+            <w:r>
+              <w:rPr>
+                <w:rFonts w:ascii="Arial" w:cs="Arial" w:eastAsia="Arial" w:hAnsi="Arial"/>
+                <w:sz w:val="18"/>
+                <w:szCs w:val="18"/>
+              </w:rPr>
+              <w:t xml:space="preserve">Step 7 enhanced: added Decontamination &amp; waste-inactivation section with agent-aware disinfectant logic (sporicidal/virucidal for non-enveloped viruses and spore-formers; ethanol flagged as insufficient). Respiratory protection now shows regional standard equivalents (N95/FFP2, FFP3/N99–N100) with an explanatory note. Decontamination and respiratory guidance added to the exported report.</w:t>
             </w:r>
           </w:p>
         </w:tc>

--- a/PSR_Tool_User_Manual.docx
+++ b/PSR_Tool_User_Manual.docx
@@ -48,7 +48,7 @@
           <w:sz w:val="20"/>
           <w:szCs w:val="20"/>
         </w:rPr>
-        <w:t xml:space="preserve">Version 1.3.0 — June 2026</w:t>
+        <w:t xml:space="preserve">Version 1.4.0 — June 2026</w:t>
       </w:r>
     </w:p>
     <w:p>
@@ -117,7 +117,7 @@
           <w:sz w:val="18"/>
           <w:szCs w:val="18"/>
         </w:rPr>
-        <w:t xml:space="preserve">[Authors]. Procedure-Specific Risk (PSR) Framework for Biosafety Level Assignment: An 8-Step Operational Model Derived from International Regulatory Convergence. Frontiers in Bioengineering and Biotechnology [manuscript submitted].</w:t>
+        <w:t xml:space="preserve">Cena-Diez R. An 8-Step Procedure-Specific Risk Framework Enables Reproducible Biosafety Level Assignment Beyond Agent-Based Classification. Frontiers in Bioengineering and Biotechnology [manuscript submitted].</w:t>
       </w:r>
     </w:p>
     <w:p>
@@ -857,7 +857,7 @@
                 <w:sz w:val="18"/>
                 <w:szCs w:val="18"/>
               </w:rPr>
-              <w:t xml:space="preserve">Enter assessor, institution, date, and review triggers. Export as TXT report or print to PDF.</w:t>
+              <w:t xml:space="preserve">Enter assessor, institution, date, and review triggers. Export a structured bilingual (EN/ES) assessment report as an enriched TXT file or a formatted PDF (via the browser print dialog). The report includes the agent classification, procedure table, PSR determination with the escalation rule applied, BSL matrix cell, full recommended controls, justification, documentation, and a sign-off block.</w:t>
             </w:r>
           </w:p>
         </w:tc>
@@ -3409,6 +3409,47 @@
     </w:p>
     <w:p>
       <w:pPr>
+        <w:pStyle w:val="Heading2"/>
+      </w:pPr>
+      <w:r>
+        <w:rPr>
+          <w:rFonts w:ascii="Arial" w:cs="Arial" w:eastAsia="Arial" w:hAnsi="Arial"/>
+          <w:b/>
+          <w:bCs/>
+          <w:sz w:val="26"/>
+          <w:szCs w:val="26"/>
+        </w:rPr>
+        <w:t xml:space="preserve">6.6. Exporting the assessment report (bilingual TXT and PDF)</w:t>
+      </w:r>
+    </w:p>
+    <w:p>
+      <w:pPr>
+        <w:spacing w:after="120"/>
+      </w:pPr>
+      <w:r>
+        <w:rPr>
+          <w:rFonts w:ascii="Arial" w:cs="Arial" w:eastAsia="Arial" w:hAnsi="Arial"/>
+          <w:sz w:val="20"/>
+          <w:szCs w:val="20"/>
+        </w:rPr>
+        <w:t xml:space="preserve">From Step 8 (Quick Assessment Tool) or the assessment screen (Platform), the completed assessment can be exported as a structured report. The report is fully bilingual: every section heading, label, and framework-derived recommendation is presented in English and Spanish in parallel, while free-text entered by the assessor (agent name, justification, additional controls) appears as typed. The report is organised into seven numbered sections — (1) agent and classification, including the RG3* caveat where applicable; (2) procedure table with the PSR of each procedure; (3) PSR determination, listing every modulating factor as Favorable/Neutral/Unfavorable and stating explicitly whether the ≥2-unfavorable escalation rule was applied; (4) BSL assignment, showing the Risk Group × adjusted-PSR matrix cell; (5) recommended controls (engineering, PPE with the regional respiratory-standard note, administrative, decontamination and waste inactivation, and any additional controls); (6) justification; and (7) documentation and review — followed by a sign-off block for the assessor and the institutional biosafety officer, and a footer with the framework citation, regulatory basis, and a disclaimer.</w:t>
+      </w:r>
+    </w:p>
+    <w:p>
+      <w:pPr>
+        <w:spacing w:after="120"/>
+      </w:pPr>
+      <w:r>
+        <w:rPr>
+          <w:rFonts w:ascii="Arial" w:cs="Arial" w:eastAsia="Arial" w:hAnsi="Arial"/>
+          <w:sz w:val="20"/>
+          <w:szCs w:val="20"/>
+        </w:rPr>
+        <w:t xml:space="preserve">Two output formats are available. “Export as text” downloads an enriched plain-text (.txt) file suitable for archiving or pasting into a laboratory information system. The PDF button opens the formatted report in a new browser tab and triggers the print dialog, from which it can be saved as PDF or printed; this approach uses no external libraries, so the Quick Assessment Tool remains fully offline-capable. The exported report header records the tool version, a report identifier, and the generation timestamp.</w:t>
+      </w:r>
+    </w:p>
+    <w:p>
+      <w:pPr>
         <w:spacing w:after="120"/>
       </w:pPr>
     </w:p>
@@ -4168,7 +4209,7 @@
           <w:sz w:val="18"/>
           <w:szCs w:val="18"/>
         </w:rPr>
-        <w:t xml:space="preserve">[Authors]. Procedure-Specific Risk (PSR) Framework for Biosafety Level Assignment: An 8-Step Operational Model Derived from International Regulatory Convergence. Frontiers in Bioengineering and Biotechnology [manuscript submitted]. Digital tool: https://rafael-67.github.io/psr-tool/</w:t>
+        <w:t xml:space="preserve">Cena-Diez R. An 8-Step Procedure-Specific Risk Framework Enables Reproducible Biosafety Level Assignment Beyond Agent-Based Classification. Frontiers in Bioengineering and Biotechnology [manuscript submitted]. Digital tool: https://rafael-67.github.io/psr-tool/</w:t>
       </w:r>
     </w:p>
     <w:p>
@@ -4578,6 +4619,80 @@
                 <w:szCs w:val="18"/>
               </w:rPr>
               <w:t xml:space="preserve">Step 7 enhanced: added Decontamination &amp; waste-inactivation section with agent-aware disinfectant logic (sporicidal/virucidal for non-enveloped viruses and spore-formers; ethanol flagged as insufficient). Respiratory protection now shows regional standard equivalents (N95/FFP2, FFP3/N99–N100) with an explanatory note. Decontamination and respiratory guidance added to the exported report.</w:t>
+            </w:r>
+          </w:p>
+        </w:tc>
+      </w:tr>
+      <w:tr>
+        <w:tc>
+          <w:tcPr>
+            <w:tcW w:type="dxa" w:w="1500"/>
+            <w:tcBorders>
+              <w:top w:val="single" w:color="E0DDD4" w:sz="4"/>
+              <w:left w:val="single" w:color="E0DDD4" w:sz="4"/>
+              <w:bottom w:val="single" w:color="E0DDD4" w:sz="4"/>
+              <w:right w:val="single" w:color="E0DDD4" w:sz="4"/>
+            </w:tcBorders>
+          </w:tcPr>
+          <w:p>
+            <w:pPr>
+              <w:spacing w:after="60"/>
+            </w:pPr>
+            <w:r>
+              <w:rPr>
+                <w:rFonts w:ascii="Arial" w:cs="Arial" w:eastAsia="Arial" w:hAnsi="Arial"/>
+                <w:sz w:val="18"/>
+                <w:szCs w:val="18"/>
+              </w:rPr>
+              <w:t xml:space="preserve">1.4.0</w:t>
+            </w:r>
+          </w:p>
+        </w:tc>
+        <w:tc>
+          <w:tcPr>
+            <w:tcW w:type="dxa" w:w="1800"/>
+            <w:tcBorders>
+              <w:top w:val="single" w:color="E0DDD4" w:sz="4"/>
+              <w:left w:val="single" w:color="E0DDD4" w:sz="4"/>
+              <w:bottom w:val="single" w:color="E0DDD4" w:sz="4"/>
+              <w:right w:val="single" w:color="E0DDD4" w:sz="4"/>
+            </w:tcBorders>
+          </w:tcPr>
+          <w:p>
+            <w:pPr>
+              <w:spacing w:after="60"/>
+            </w:pPr>
+            <w:r>
+              <w:rPr>
+                <w:rFonts w:ascii="Arial" w:cs="Arial" w:eastAsia="Arial" w:hAnsi="Arial"/>
+                <w:sz w:val="18"/>
+                <w:szCs w:val="18"/>
+              </w:rPr>
+              <w:t xml:space="preserve">June 2026</w:t>
+            </w:r>
+          </w:p>
+        </w:tc>
+        <w:tc>
+          <w:tcPr>
+            <w:tcW w:type="dxa" w:w="5700"/>
+            <w:tcBorders>
+              <w:top w:val="single" w:color="E0DDD4" w:sz="4"/>
+              <w:left w:val="single" w:color="E0DDD4" w:sz="4"/>
+              <w:bottom w:val="single" w:color="E0DDD4" w:sz="4"/>
+              <w:right w:val="single" w:color="E0DDD4" w:sz="4"/>
+            </w:tcBorders>
+          </w:tcPr>
+          <w:p>
+            <w:pPr>
+              <w:spacing w:after="60"/>
+            </w:pPr>
+            <w:r>
+              <w:rPr>
+                <w:rFonts w:ascii="Arial" w:cs="Arial" w:eastAsia="Arial" w:hAnsi="Arial"/>
+                <w:sz w:val="18"/>
+                <w:szCs w:val="18"/>
+              </w:rPr>
+              <w:t xml:space="preserve">Full-suite internationalization (EN/ES) across the Quick Tool, Platform, and Analytics module, with a shared, persistent language selector. New bilingual structured assessment report (Section 6.6) exportable as enriched TXT and formatted PDF, including PSR determination with the escalation rule, BSL matrix cell, full controls, sign-off block, and citation/regulatory footer. Citation updated to the final manuscript title.</w:t>
             </w:r>
           </w:p>
         </w:tc>

--- a/PSR_Tool_User_Manual.docx
+++ b/PSR_Tool_User_Manual.docx
@@ -48,7 +48,7 @@
           <w:sz w:val="20"/>
           <w:szCs w:val="20"/>
         </w:rPr>
-        <w:t xml:space="preserve">Version 1.4.0 — June 2026</w:t>
+        <w:t xml:space="preserve">Version 1.5.0 — June 2026</w:t>
       </w:r>
     </w:p>
     <w:p>
@@ -507,7 +507,7 @@
                 <w:sz w:val="18"/>
                 <w:szCs w:val="18"/>
               </w:rPr>
-              <w:t xml:space="preserve">Select Risk Group (RG1–4). For GMOs: enter parental organism, genetic modification, and replication competence. RG3 replication-defective GMOs are automatically classified as RG3*.</w:t>
+              <w:t xml:space="preserve">Select Risk Group (RG1–4). For GMOs: enter parental organism, genetic modification, and replication competence. RG3 replication-defective GMOs are automatically classified as RG3*. Pause point: if no Risk Group is established (novel/unclassified agent), the tool blocks progression until IBC consultation is confirmed (see Section 6.7).</w:t>
             </w:r>
           </w:p>
         </w:tc>
@@ -557,7 +557,7 @@
                 <w:sz w:val="18"/>
                 <w:szCs w:val="18"/>
               </w:rPr>
-              <w:t xml:space="preserve">List all laboratory procedures. For each, select aerosol generation (Low/Moderate/High), volume (&lt;10 mL / 10–100 mL / &gt;100 mL), and concentration (&lt;10⁶ / 10⁶–10⁸ / &gt;10⁸ CFU/PFU/mL).</w:t>
+              <w:t xml:space="preserve">List all laboratory procedures. For each, select aerosol generation (Low/Moderate/High), volume (&lt;10 mL / 10–100 mL / &gt;100 mL), and concentration (&lt;10⁶ / 10⁶–10⁸ / &gt;10⁸ CFU/PFU/mL). Pause point: if aerosol potential is uncharacterizable, the tool blocks progression pending expert consultation (see Section 6.7).</w:t>
             </w:r>
           </w:p>
         </w:tc>
@@ -757,7 +757,7 @@
                 <w:sz w:val="18"/>
                 <w:szCs w:val="18"/>
               </w:rPr>
-              <w:t xml:space="preserve">Final BSL is determined. Enter the written technical justification for the assignment.</w:t>
+              <w:t xml:space="preserve">Final BSL is determined. Enter the written technical justification for the assignment. Pause point: a BSL-3 or BSL-4 output blocks progression until full IBC review (and, where applicable, regulatory notification) is confirmed (see Section 6.7).</w:t>
             </w:r>
           </w:p>
         </w:tc>
@@ -3450,6 +3450,47 @@
     </w:p>
     <w:p>
       <w:pPr>
+        <w:pStyle w:val="Heading2"/>
+      </w:pPr>
+      <w:r>
+        <w:rPr>
+          <w:rFonts w:ascii="Arial" w:cs="Arial" w:eastAsia="Arial" w:hAnsi="Arial"/>
+          <w:b/>
+          <w:bCs/>
+          <w:sz w:val="26"/>
+          <w:szCs w:val="26"/>
+        </w:rPr>
+        <w:t xml:space="preserve">6.7. Mandatory pause points (institutional consultation)</w:t>
+      </w:r>
+    </w:p>
+    <w:p>
+      <w:pPr>
+        <w:spacing w:after="120"/>
+      </w:pPr>
+      <w:r>
+        <w:rPr>
+          <w:rFonts w:ascii="Arial" w:cs="Arial" w:eastAsia="Arial" w:hAnsi="Arial"/>
+          <w:sz w:val="20"/>
+          <w:szCs w:val="20"/>
+        </w:rPr>
+        <w:t xml:space="preserve">In line with the framework (Figure 2 of the manuscript), the tool enforces three mandatory pause points that interrupt the sequential flow and require institutional consultation before the assessment can continue. When a pause point is triggered, the tool displays a prominent alert and disables the “Next” button until the assessor confirms, via a checkbox, that the required Institutional Biosafety Committee (IBC) consultation or authorization has been obtained. This enforces the framework’s decision gates rather than leaving them advisory.</w:t>
+      </w:r>
+    </w:p>
+    <w:p>
+      <w:pPr>
+        <w:spacing w:after="120"/>
+      </w:pPr>
+      <w:r>
+        <w:rPr>
+          <w:rFonts w:ascii="Arial" w:cs="Arial" w:eastAsia="Arial" w:hAnsi="Arial"/>
+          <w:sz w:val="20"/>
+          <w:szCs w:val="20"/>
+        </w:rPr>
+        <w:t xml:space="preserve">The three pause points are: (1) Step 1 — the agent has no established Risk Group classification (selectable as “Not established” in the Risk Group field), e.g., a novel engineered organism or gain-of-function variant; (2) Step 2 — one or more procedures have an aerosol-generating potential that cannot be characterized (selectable as “Uncharacterizable” for the aerosol parameter), in which case the PSR for that procedure is left undetermined pending expert consultation; and (3) Step 6 — the assigned containment is BSL-3 or BSL-4, which requires full IBC review and, where applicable, regulatory notification before proceeding.</w:t>
+      </w:r>
+    </w:p>
+    <w:p>
+      <w:pPr>
         <w:spacing w:after="120"/>
       </w:pPr>
     </w:p>
@@ -4693,6 +4734,80 @@
                 <w:szCs w:val="18"/>
               </w:rPr>
               <w:t xml:space="preserve">Full-suite internationalization (EN/ES) across the Quick Tool, Platform, and Analytics module, with a shared, persistent language selector. New bilingual structured assessment report (Section 6.6) exportable as enriched TXT and formatted PDF, including PSR determination with the escalation rule, BSL matrix cell, full controls, sign-off block, and citation/regulatory footer. Citation updated to the final manuscript title.</w:t>
+            </w:r>
+          </w:p>
+        </w:tc>
+      </w:tr>
+      <w:tr>
+        <w:tc>
+          <w:tcPr>
+            <w:tcW w:type="dxa" w:w="1500"/>
+            <w:tcBorders>
+              <w:top w:val="single" w:color="E0DDD4" w:sz="4"/>
+              <w:left w:val="single" w:color="E0DDD4" w:sz="4"/>
+              <w:bottom w:val="single" w:color="E0DDD4" w:sz="4"/>
+              <w:right w:val="single" w:color="E0DDD4" w:sz="4"/>
+            </w:tcBorders>
+          </w:tcPr>
+          <w:p>
+            <w:pPr>
+              <w:spacing w:after="60"/>
+            </w:pPr>
+            <w:r>
+              <w:rPr>
+                <w:rFonts w:ascii="Arial" w:cs="Arial" w:eastAsia="Arial" w:hAnsi="Arial"/>
+                <w:sz w:val="18"/>
+                <w:szCs w:val="18"/>
+              </w:rPr>
+              <w:t xml:space="preserve">1.5.0</w:t>
+            </w:r>
+          </w:p>
+        </w:tc>
+        <w:tc>
+          <w:tcPr>
+            <w:tcW w:type="dxa" w:w="1800"/>
+            <w:tcBorders>
+              <w:top w:val="single" w:color="E0DDD4" w:sz="4"/>
+              <w:left w:val="single" w:color="E0DDD4" w:sz="4"/>
+              <w:bottom w:val="single" w:color="E0DDD4" w:sz="4"/>
+              <w:right w:val="single" w:color="E0DDD4" w:sz="4"/>
+            </w:tcBorders>
+          </w:tcPr>
+          <w:p>
+            <w:pPr>
+              <w:spacing w:after="60"/>
+            </w:pPr>
+            <w:r>
+              <w:rPr>
+                <w:rFonts w:ascii="Arial" w:cs="Arial" w:eastAsia="Arial" w:hAnsi="Arial"/>
+                <w:sz w:val="18"/>
+                <w:szCs w:val="18"/>
+              </w:rPr>
+              <w:t xml:space="preserve">June 2026</w:t>
+            </w:r>
+          </w:p>
+        </w:tc>
+        <w:tc>
+          <w:tcPr>
+            <w:tcW w:type="dxa" w:w="5700"/>
+            <w:tcBorders>
+              <w:top w:val="single" w:color="E0DDD4" w:sz="4"/>
+              <w:left w:val="single" w:color="E0DDD4" w:sz="4"/>
+              <w:bottom w:val="single" w:color="E0DDD4" w:sz="4"/>
+              <w:right w:val="single" w:color="E0DDD4" w:sz="4"/>
+            </w:tcBorders>
+          </w:tcPr>
+          <w:p>
+            <w:pPr>
+              <w:spacing w:after="60"/>
+            </w:pPr>
+            <w:r>
+              <w:rPr>
+                <w:rFonts w:ascii="Arial" w:cs="Arial" w:eastAsia="Arial" w:hAnsi="Arial"/>
+                <w:sz w:val="18"/>
+                <w:szCs w:val="18"/>
+              </w:rPr>
+              <w:t xml:space="preserve">Implemented the framework’s three mandatory pause points (Section 6.7) as enforced hard stops in the Quick Tool and Platform: Step 1 (no established Risk Group), Step 2 (uncharacterizable aerosol potential), and Step 6 (BSL-3/4 output) now block progression until institutional (IBC) consultation is confirmed. Added “Not established” and “Uncharacterizable” input options accordingly.</w:t>
             </w:r>
           </w:p>
         </w:tc>

--- a/PSR_Tool_User_Manual.docx
+++ b/PSR_Tool_User_Manual.docx
@@ -48,7 +48,7 @@
           <w:sz w:val="20"/>
           <w:szCs w:val="20"/>
         </w:rPr>
-        <w:t xml:space="preserve">Version 1.5.0 — June 2026</w:t>
+        <w:t xml:space="preserve">Version 1.4.0 — June 2026</w:t>
       </w:r>
     </w:p>
     <w:p>
@@ -507,7 +507,7 @@
                 <w:sz w:val="18"/>
                 <w:szCs w:val="18"/>
               </w:rPr>
-              <w:t xml:space="preserve">Select Risk Group (RG1–4). For GMOs: enter parental organism, genetic modification, and replication competence. RG3 replication-defective GMOs are automatically classified as RG3*. Pause point: if no Risk Group is established (novel/unclassified agent), the tool blocks progression until IBC consultation is confirmed (see Section 6.7).</w:t>
+              <w:t xml:space="preserve">Select Risk Group (RG1–4). For GMOs: enter parental organism, genetic modification, and replication competence. RG3 replication-defective GMOs are automatically classified as RG3*.</w:t>
             </w:r>
           </w:p>
         </w:tc>
@@ -557,7 +557,7 @@
                 <w:sz w:val="18"/>
                 <w:szCs w:val="18"/>
               </w:rPr>
-              <w:t xml:space="preserve">List all laboratory procedures. For each, select aerosol generation (Low/Moderate/High), volume (&lt;10 mL / 10–100 mL / &gt;100 mL), and concentration (&lt;10⁶ / 10⁶–10⁸ / &gt;10⁸ CFU/PFU/mL). Pause point: if aerosol potential is uncharacterizable, the tool blocks progression pending expert consultation (see Section 6.7).</w:t>
+              <w:t xml:space="preserve">List all laboratory procedures. For each, select aerosol generation (Low/Moderate/High), volume (&lt;10 mL / 10–100 mL / &gt;100 mL), and concentration (&lt;10⁶ / 10⁶–10⁸ / &gt;10⁸ CFU/PFU/mL).</w:t>
             </w:r>
           </w:p>
         </w:tc>
@@ -757,7 +757,7 @@
                 <w:sz w:val="18"/>
                 <w:szCs w:val="18"/>
               </w:rPr>
-              <w:t xml:space="preserve">Final BSL is determined. Enter the written technical justification for the assignment. Pause point: a BSL-3 or BSL-4 output blocks progression until full IBC review (and, where applicable, regulatory notification) is confirmed (see Section 6.7).</w:t>
+              <w:t xml:space="preserve">Final BSL is determined. Enter the written technical justification for the assignment.</w:t>
             </w:r>
           </w:p>
         </w:tc>
@@ -3450,47 +3450,6 @@
     </w:p>
     <w:p>
       <w:pPr>
-        <w:pStyle w:val="Heading2"/>
-      </w:pPr>
-      <w:r>
-        <w:rPr>
-          <w:rFonts w:ascii="Arial" w:cs="Arial" w:eastAsia="Arial" w:hAnsi="Arial"/>
-          <w:b/>
-          <w:bCs/>
-          <w:sz w:val="26"/>
-          <w:szCs w:val="26"/>
-        </w:rPr>
-        <w:t xml:space="preserve">6.7. Mandatory pause points (institutional consultation)</w:t>
-      </w:r>
-    </w:p>
-    <w:p>
-      <w:pPr>
-        <w:spacing w:after="120"/>
-      </w:pPr>
-      <w:r>
-        <w:rPr>
-          <w:rFonts w:ascii="Arial" w:cs="Arial" w:eastAsia="Arial" w:hAnsi="Arial"/>
-          <w:sz w:val="20"/>
-          <w:szCs w:val="20"/>
-        </w:rPr>
-        <w:t xml:space="preserve">In line with the framework (Figure 2 of the manuscript), the tool enforces three mandatory pause points that interrupt the sequential flow and require institutional consultation before the assessment can continue. When a pause point is triggered, the tool displays a prominent alert and disables the “Next” button until the assessor confirms, via a checkbox, that the required Institutional Biosafety Committee (IBC) consultation or authorization has been obtained. This enforces the framework’s decision gates rather than leaving them advisory.</w:t>
-      </w:r>
-    </w:p>
-    <w:p>
-      <w:pPr>
-        <w:spacing w:after="120"/>
-      </w:pPr>
-      <w:r>
-        <w:rPr>
-          <w:rFonts w:ascii="Arial" w:cs="Arial" w:eastAsia="Arial" w:hAnsi="Arial"/>
-          <w:sz w:val="20"/>
-          <w:szCs w:val="20"/>
-        </w:rPr>
-        <w:t xml:space="preserve">The three pause points are: (1) Step 1 — the agent has no established Risk Group classification (selectable as “Not established” in the Risk Group field), e.g., a novel engineered organism or gain-of-function variant; (2) Step 2 — one or more procedures have an aerosol-generating potential that cannot be characterized (selectable as “Uncharacterizable” for the aerosol parameter), in which case the PSR for that procedure is left undetermined pending expert consultation; and (3) Step 6 — the assigned containment is BSL-3 or BSL-4, which requires full IBC review and, where applicable, regulatory notification before proceeding.</w:t>
-      </w:r>
-    </w:p>
-    <w:p>
-      <w:pPr>
         <w:spacing w:after="120"/>
       </w:pPr>
     </w:p>
@@ -4734,80 +4693,6 @@
                 <w:szCs w:val="18"/>
               </w:rPr>
               <w:t xml:space="preserve">Full-suite internationalization (EN/ES) across the Quick Tool, Platform, and Analytics module, with a shared, persistent language selector. New bilingual structured assessment report (Section 6.6) exportable as enriched TXT and formatted PDF, including PSR determination with the escalation rule, BSL matrix cell, full controls, sign-off block, and citation/regulatory footer. Citation updated to the final manuscript title.</w:t>
-            </w:r>
-          </w:p>
-        </w:tc>
-      </w:tr>
-      <w:tr>
-        <w:tc>
-          <w:tcPr>
-            <w:tcW w:type="dxa" w:w="1500"/>
-            <w:tcBorders>
-              <w:top w:val="single" w:color="E0DDD4" w:sz="4"/>
-              <w:left w:val="single" w:color="E0DDD4" w:sz="4"/>
-              <w:bottom w:val="single" w:color="E0DDD4" w:sz="4"/>
-              <w:right w:val="single" w:color="E0DDD4" w:sz="4"/>
-            </w:tcBorders>
-          </w:tcPr>
-          <w:p>
-            <w:pPr>
-              <w:spacing w:after="60"/>
-            </w:pPr>
-            <w:r>
-              <w:rPr>
-                <w:rFonts w:ascii="Arial" w:cs="Arial" w:eastAsia="Arial" w:hAnsi="Arial"/>
-                <w:sz w:val="18"/>
-                <w:szCs w:val="18"/>
-              </w:rPr>
-              <w:t xml:space="preserve">1.5.0</w:t>
-            </w:r>
-          </w:p>
-        </w:tc>
-        <w:tc>
-          <w:tcPr>
-            <w:tcW w:type="dxa" w:w="1800"/>
-            <w:tcBorders>
-              <w:top w:val="single" w:color="E0DDD4" w:sz="4"/>
-              <w:left w:val="single" w:color="E0DDD4" w:sz="4"/>
-              <w:bottom w:val="single" w:color="E0DDD4" w:sz="4"/>
-              <w:right w:val="single" w:color="E0DDD4" w:sz="4"/>
-            </w:tcBorders>
-          </w:tcPr>
-          <w:p>
-            <w:pPr>
-              <w:spacing w:after="60"/>
-            </w:pPr>
-            <w:r>
-              <w:rPr>
-                <w:rFonts w:ascii="Arial" w:cs="Arial" w:eastAsia="Arial" w:hAnsi="Arial"/>
-                <w:sz w:val="18"/>
-                <w:szCs w:val="18"/>
-              </w:rPr>
-              <w:t xml:space="preserve">June 2026</w:t>
-            </w:r>
-          </w:p>
-        </w:tc>
-        <w:tc>
-          <w:tcPr>
-            <w:tcW w:type="dxa" w:w="5700"/>
-            <w:tcBorders>
-              <w:top w:val="single" w:color="E0DDD4" w:sz="4"/>
-              <w:left w:val="single" w:color="E0DDD4" w:sz="4"/>
-              <w:bottom w:val="single" w:color="E0DDD4" w:sz="4"/>
-              <w:right w:val="single" w:color="E0DDD4" w:sz="4"/>
-            </w:tcBorders>
-          </w:tcPr>
-          <w:p>
-            <w:pPr>
-              <w:spacing w:after="60"/>
-            </w:pPr>
-            <w:r>
-              <w:rPr>
-                <w:rFonts w:ascii="Arial" w:cs="Arial" w:eastAsia="Arial" w:hAnsi="Arial"/>
-                <w:sz w:val="18"/>
-                <w:szCs w:val="18"/>
-              </w:rPr>
-              <w:t xml:space="preserve">Implemented the framework’s three mandatory pause points (Section 6.7) as enforced hard stops in the Quick Tool and Platform: Step 1 (no established Risk Group), Step 2 (uncharacterizable aerosol potential), and Step 6 (BSL-3/4 output) now block progression until institutional (IBC) consultation is confirmed. Added “Not established” and “Uncharacterizable” input options accordingly.</w:t>
             </w:r>
           </w:p>
         </w:tc>
